--- a/extra/Title.docx
+++ b/extra/Title.docx
@@ -1230,7 +1230,6 @@
     </w:p>
     <w:tbl>
       <w:tblPr>
-        <w:tblpPr w:vertAnchor="text" w:horzAnchor="margin" w:leftFromText="180" w:rightFromText="180" w:tblpX="0" w:tblpY="246"/>
         <w:tblW w:w="9450" w:type="dxa"/>
         <w:jc w:val="left"/>
         <w:tblInd w:w="5" w:type="dxa"/>
@@ -1497,14 +1496,14 @@
                 <w:szCs w:val="24"/>
                 <w:lang w:val="ru-RU" w:eastAsia="ru-RU" w:bidi="ar-SA"/>
               </w:rPr>
-              <w:t>Система обрабатывает пользовательский запрос по документации PostgreSQL с учётом выбранной версии СУБД. В кратком и подробном режимах формируются соответственно краткий и развёрнутый проверяемые ответы по официальному корпусу. В обучающем режиме формируется обучающий пошаговый материал с использованием официального корпуса и дополнительного корпуса как вспомогательного учебного слоя.</w:t>
+              <w:t w:space="preserve">Система обрабатывает пользовательский запрос по документации PostgreSQL с учётом выбранной версии СУБД. В кратком и подробном режимах ответы формируются по официальному корпусу, а в обучающем режиме — как пошаговый материал с использованием официального и дополнительного учебного корпусов.</w:t>
             </w:r>
           </w:p>
         </w:tc>
       </w:tr>
       <w:tr>
         <w:trPr>
-          <w:trHeight w:val="6933" w:hRule="atLeast"/>
+          <w:cantSplit w:val="0"/>
         </w:trPr>
         <w:tc>
           <w:tcPr>
@@ -1535,7 +1534,7 @@
             </w:pPr>
             <w:r>
               <w:rPr>
-                <w:rFonts w:eastAsia="Times New Roman" w:cs="Times New Roman"/>
+                <w:rFonts w:eastAsia="Times New Roman" w:cs="Times New Roman" w:ascii="Times New Roman" w:hAnsi="Times New Roman"/>
                 <w:bCs/>
                 <w:color w:val="000000"/>
                 <w:kern w:val="0"/>
@@ -1547,7 +1546,7 @@
             </w:r>
             <w:r>
               <w:rPr>
-                <w:rFonts w:eastAsia="Times New Roman" w:cs="Times New Roman"/>
+                <w:rFonts w:eastAsia="Times New Roman" w:cs="Times New Roman" w:ascii="Times New Roman" w:hAnsi="Times New Roman"/>
                 <w:color w:val="000000"/>
                 <w:kern w:val="0"/>
                 <w:sz w:val="28"/>
@@ -1579,18 +1578,18 @@
               <w:rPr>
                 <w:rFonts w:ascii="Times New Roman" w:hAnsi="Times New Roman" w:eastAsia="Times New Roman" w:cs="Times New Roman"/>
                 <w:color w:val="000000"/>
-                <w:sz w:val="24"/>
-                <w:szCs w:val="24"/>
+                <w:sz w:val="28"/>
+                <w:szCs w:val="28"/>
               </w:rPr>
             </w:pPr>
             <w:r>
               <w:rPr>
                 <w:rFonts w:ascii="Times New Roman" w:hAnsi="Times New Roman" w:eastAsia="Times New Roman" w:cs="Times New Roman"/>
-                <w:sz w:val="24"/>
-                <w:szCs w:val="24"/>
-                <w:color w:val="000000"/>
-              </w:rPr>
-              <w:t>1. Система должна обеспечивать загрузку и хранение официальной документации PostgreSQL по нескольким версиям СУБД.</w:t>
+                <w:sz w:val="28"/>
+                <w:szCs w:val="28"/>
+                <w:color w:val="000000"/>
+              </w:rPr>
+              <w:t w:space="preserve">1. Система должна обеспечивать загрузку и хранение официальной документации PostgreSQL по нескольким версиям СУБД.</w:t>
             </w:r>
           </w:p>
           <w:p>
@@ -1604,18 +1603,18 @@
               <w:rPr>
                 <w:rFonts w:ascii="Times New Roman" w:hAnsi="Times New Roman" w:eastAsia="Times New Roman" w:cs="Times New Roman"/>
                 <w:color w:val="000000"/>
-                <w:sz w:val="24"/>
-                <w:szCs w:val="24"/>
+                <w:sz w:val="28"/>
+                <w:szCs w:val="28"/>
               </w:rPr>
             </w:pPr>
             <w:r>
               <w:rPr>
                 <w:rFonts w:ascii="Times New Roman" w:hAnsi="Times New Roman" w:eastAsia="Times New Roman" w:cs="Times New Roman"/>
-                <w:sz w:val="24"/>
-                <w:szCs w:val="24"/>
-                <w:color w:val="000000"/>
-              </w:rPr>
-              <w:t>2. Система должна выполнять разбиение документации на текстовые фрагменты с сохранением метаданных: версия, раздел, заголовок, URL источника.</w:t>
+                <w:sz w:val="28"/>
+                <w:szCs w:val="28"/>
+                <w:color w:val="000000"/>
+              </w:rPr>
+              <w:t w:space="preserve">2. Система должна разбивать документацию на текстовые фрагменты с сохранением метаданных: версия, раздел, заголовок и URL источника.</w:t>
             </w:r>
           </w:p>
           <w:p>
@@ -1629,18 +1628,18 @@
               <w:rPr>
                 <w:rFonts w:ascii="Times New Roman" w:hAnsi="Times New Roman" w:eastAsia="Times New Roman" w:cs="Times New Roman"/>
                 <w:color w:val="000000"/>
-                <w:sz w:val="24"/>
-                <w:szCs w:val="24"/>
+                <w:sz w:val="28"/>
+                <w:szCs w:val="28"/>
               </w:rPr>
             </w:pPr>
             <w:r>
               <w:rPr>
                 <w:rFonts w:ascii="Times New Roman" w:hAnsi="Times New Roman" w:eastAsia="Times New Roman" w:cs="Times New Roman"/>
-                <w:sz w:val="24"/>
-                <w:szCs w:val="24"/>
-                <w:color w:val="000000"/>
-              </w:rPr>
-              <w:t>3. Система должна обеспечивать поиск релевантных фрагментов и повторное ранжирование по запросу пользователя с учётом выбранной версии PostgreSQL.</w:t>
+                <w:sz w:val="28"/>
+                <w:szCs w:val="28"/>
+                <w:color w:val="000000"/>
+              </w:rPr>
+              <w:t w:space="preserve">3. Система должна выполнять поиск и повторное ранжирование релевантных фрагментов с учётом выбранной версии PostgreSQL.</w:t>
             </w:r>
           </w:p>
           <w:p>
@@ -1654,18 +1653,18 @@
               <w:rPr>
                 <w:rFonts w:ascii="Times New Roman" w:hAnsi="Times New Roman" w:eastAsia="Times New Roman" w:cs="Times New Roman"/>
                 <w:color w:val="000000"/>
-                <w:sz w:val="24"/>
-                <w:szCs w:val="24"/>
+                <w:sz w:val="28"/>
+                <w:szCs w:val="28"/>
               </w:rPr>
             </w:pPr>
             <w:r>
               <w:rPr>
                 <w:rFonts w:ascii="Times New Roman" w:hAnsi="Times New Roman" w:eastAsia="Times New Roman" w:cs="Times New Roman"/>
-                <w:sz w:val="24"/>
-                <w:szCs w:val="24"/>
-                <w:color w:val="000000"/>
-              </w:rPr>
-              <w:t>4. Система должна учитывать выбранную пользователем версию PostgreSQL при поиске и ранжировании фрагментов.</w:t>
+                <w:sz w:val="28"/>
+                <w:szCs w:val="28"/>
+                <w:color w:val="000000"/>
+              </w:rPr>
+              <w:t w:space="preserve">4. Система должна поддерживать краткий, подробный и обучающий режимы работы, различающиеся полнотой ответа и используемым корпусом источников.</w:t>
             </w:r>
           </w:p>
           <w:p>
@@ -1679,18 +1678,18 @@
               <w:rPr>
                 <w:rFonts w:ascii="Times New Roman" w:hAnsi="Times New Roman" w:eastAsia="Times New Roman" w:cs="Times New Roman"/>
                 <w:color w:val="000000"/>
-                <w:sz w:val="24"/>
-                <w:szCs w:val="24"/>
+                <w:sz w:val="28"/>
+                <w:szCs w:val="28"/>
               </w:rPr>
             </w:pPr>
             <w:r>
               <w:rPr>
                 <w:rFonts w:ascii="Times New Roman" w:hAnsi="Times New Roman" w:eastAsia="Times New Roman" w:cs="Times New Roman"/>
-                <w:sz w:val="24"/>
-                <w:szCs w:val="24"/>
-                <w:color w:val="000000"/>
-              </w:rPr>
-              <w:t>5. Система должна поддерживать три режима работы: краткий режим -- формирование краткого проверяемого ответа на основе официального корпуса; подробный режим -- формирование развёрнутого проверяемого ответа на основе официального корпуса; обучающий режим -- формирование обучающего пошагового материала с использованием официального и дополнительного корпусов.</w:t>
+                <w:sz w:val="28"/>
+                <w:szCs w:val="28"/>
+                <w:color w:val="000000"/>
+              </w:rPr>
+              <w:t w:space="preserve">5. Система должна отображать использованные источники с указанием разделов документации.</w:t>
             </w:r>
           </w:p>
           <w:p>
@@ -1704,43 +1703,18 @@
               <w:rPr>
                 <w:rFonts w:ascii="Times New Roman" w:hAnsi="Times New Roman" w:eastAsia="Times New Roman" w:cs="Times New Roman"/>
                 <w:color w:val="000000"/>
-                <w:sz w:val="24"/>
-                <w:szCs w:val="24"/>
+                <w:sz w:val="28"/>
+                <w:szCs w:val="28"/>
               </w:rPr>
             </w:pPr>
             <w:r>
               <w:rPr>
                 <w:rFonts w:ascii="Times New Roman" w:hAnsi="Times New Roman" w:eastAsia="Times New Roman" w:cs="Times New Roman"/>
-                <w:sz w:val="24"/>
-                <w:szCs w:val="24"/>
-                <w:color w:val="000000"/>
-              </w:rPr>
-              <w:t>6. Система должна отображать использованные источники с указанием разделов документации.</w:t>
-            </w:r>
-          </w:p>
-          <w:p>
-            <w:pPr>
-              <w:pStyle w:val="Normal"/>
-              <w:widowControl w:val="false"/>
-              <w:suppressAutoHyphens w:val="true"/>
-              <w:spacing w:lineRule="auto" w:line="240" w:before="0" w:after="0"/>
-              <w:ind w:left="120"/>
-              <w:jc w:val="left"/>
-              <w:rPr>
-                <w:rFonts w:ascii="Times New Roman" w:hAnsi="Times New Roman" w:eastAsia="Times New Roman" w:cs="Times New Roman"/>
-                <w:color w:val="000000"/>
-                <w:sz w:val="24"/>
-                <w:szCs w:val="24"/>
-              </w:rPr>
-            </w:pPr>
-            <w:r>
-              <w:rPr>
-                <w:rFonts w:ascii="Times New Roman" w:hAnsi="Times New Roman" w:eastAsia="Times New Roman" w:cs="Times New Roman"/>
-                <w:sz w:val="24"/>
-                <w:szCs w:val="24"/>
-                <w:color w:val="000000"/>
-              </w:rPr>
-              <w:t>7. Пользовательский интерфейс должен обеспечивать ввод запроса, выбор версии PostgreSQL, выбор режима работы и просмотр сформированного результата.</w:t>
+                <w:sz w:val="28"/>
+                <w:szCs w:val="28"/>
+                <w:color w:val="000000"/>
+              </w:rPr>
+              <w:t w:space="preserve">6. Пользовательский интерфейс должен обеспечивать ввод запроса, выбор версии PostgreSQL, выбор режима работы и просмотр результата.</w:t>
             </w:r>
           </w:p>
         </w:tc>
@@ -1847,60 +1821,15 @@
                 <w:szCs w:val="22"/>
                 <w:lang w:val="en-US" w:eastAsia="en-US" w:bidi="ar-SA"/>
               </w:rPr>
-              <w:t>Python 3, FastAPI, PostgreSQL, pgvector, модель векторных представлений, API языковой модели, HTML, CSS, JavaScript, Docker.</w:t>
+              <w:t w:space="preserve">Python 3, FastAPI, PostgreSQL, pgvector, SentenceTransformer-модель, API языковой модели, HTML, CSS, JavaScript, Docker.</w:t>
             </w:r>
           </w:p>
         </w:tc>
       </w:tr>
-    </w:tbl>
-    <w:p>
-      <w:pPr>
-        <w:sectPr>
-          <w:footerReference w:type="even" ns2:id="rId5"/>
-          <w:footerReference w:type="default" ns2:id="rId6"/>
-          <w:footerReference w:type="first" ns2:id="rId7"/>
-          <w:type w:val="nextPage"/>
-          <w:pgSz w:w="11906" w:h="16838"/>
-          <w:pgMar w:left="1701" w:right="850" w:gutter="0" w:header="0" w:top="1134" w:footer="708" w:bottom="1134"/>
-          <w:pgNumType w:fmt="decimal"/>
-          <w:formProt w:val="false"/>
-          <w:titlePg/>
-          <w:textDirection w:val="lrTb"/>
-          <w:docGrid w:type="default" w:linePitch="381" w:charSpace="0"/>
-        </w:sectPr>
-        <w:pStyle w:val="Normal"/>
-        <w:spacing w:lineRule="auto" w:line="259"/>
-        <w:rPr>
-          <w:lang w:val="en-US"/>
-        </w:rPr>
-      </w:pPr>
-      <w:r>
-        <w:rPr>
-          <w:lang w:val="en-US"/>
-        </w:rPr>
-      </w:r>
-    </w:p>
-    <w:tbl>
-      <w:tblPr>
-        <w:tblpPr w:vertAnchor="text" w:horzAnchor="margin" w:leftFromText="180" w:rightFromText="180" w:tblpX="0" w:tblpY="246"/>
-        <w:tblW w:w="9450" w:type="dxa"/>
-        <w:jc w:val="left"/>
-        <w:tblInd w:w="5" w:type="dxa"/>
-        <w:tblLayout w:type="fixed"/>
-        <w:tblCellMar>
-          <w:top w:w="57" w:type="dxa"/>
-          <w:left w:w="5" w:type="dxa"/>
-          <w:bottom w:w="57" w:type="dxa"/>
-          <w:right w:w="5" w:type="dxa"/>
-        </w:tblCellMar>
-      </w:tblPr>
-      <w:tblGrid>
-        <w:gridCol w:w="2577"/>
-        <w:gridCol w:w="6872"/>
-      </w:tblGrid>
       <w:tr>
         <w:trPr>
           <w:trHeight w:val="405" w:hRule="atLeast"/>
+          <w:cantSplit w:val="1"/>
         </w:trPr>
         <w:tc>
           <w:tcPr>
@@ -1932,6 +1861,8 @@
                 <w:szCs w:val="24"/>
                 <w:lang w:eastAsia="ru-RU"/>
               </w:rPr>
+              <w:keepNext/>
+              <w:keepLines/>
             </w:pPr>
             <w:r>
               <w:rPr>
@@ -2950,6 +2881,10 @@
           <w:insideH w:val="single" w:sz="4" w:space="0" w:color="000000"/>
           <w:insideV w:val="single" w:sz="4" w:space="0" w:color="000000"/>
         </w:tblBorders>
+        <w:tblCellMar>
+          <w:top w:w="30" w:type="dxa"/>
+          <w:bottom w:w="30" w:type="dxa"/>
+        </w:tblCellMar>
       </w:tblPr>
       <w:tblGrid>
         <w:gridCol w:w="3304"/>
@@ -2974,7 +2909,8 @@
       </w:tblGrid>
       <w:tr>
         <w:trPr>
-          <w:trHeight w:val="430" w:hRule="atLeast"/>
+          <w:trHeight w:val="710" w:hRule="atLeast"/>
+          <w:trHeight w:val="680" w:hRule="atLeast"/>
         </w:trPr>
         <w:tc>
           <w:tcPr>
@@ -3049,7 +2985,8 @@
       </w:tr>
       <w:tr>
         <w:trPr>
-          <w:trHeight w:val="330" w:hRule="atLeast"/>
+          <w:trHeight w:val="570" w:hRule="atLeast"/>
+          <w:trHeight w:val="540" w:hRule="atLeast"/>
         </w:trPr>
         <w:tc>
           <w:tcPr>
@@ -3701,7 +3638,8 @@
       </w:tr>
       <w:tr>
         <w:trPr>
-          <w:trHeight w:val="330" w:hRule="atLeast"/>
+          <w:trHeight w:val="1028" w:hRule="atLeast"/>
+          <w:trHeight w:val="900" w:hRule="atLeast"/>
         </w:trPr>
         <w:tc>
           <w:tcPr>
@@ -4315,7 +4253,8 @@
       </w:tr>
       <w:tr>
         <w:trPr>
-          <w:trHeight w:val="330" w:hRule="atLeast"/>
+          <w:trHeight w:val="1028" w:hRule="atLeast"/>
+          <w:trHeight w:val="900" w:hRule="atLeast"/>
         </w:trPr>
         <w:tc>
           <w:tcPr>
@@ -4930,7 +4869,8 @@
       </w:tr>
       <w:tr>
         <w:trPr>
-          <w:trHeight w:val="330" w:hRule="atLeast"/>
+          <w:trHeight w:val="1028" w:hRule="atLeast"/>
+          <w:trHeight w:val="900" w:hRule="atLeast"/>
         </w:trPr>
         <w:tc>
           <w:tcPr>
@@ -5545,7 +5485,8 @@
       </w:tr>
       <w:tr>
         <w:trPr>
-          <w:trHeight w:val="330" w:hRule="atLeast"/>
+          <w:trHeight w:val="1028" w:hRule="atLeast"/>
+          <w:trHeight w:val="900" w:hRule="atLeast"/>
         </w:trPr>
         <w:tc>
           <w:tcPr>
@@ -6159,7 +6100,8 @@
       </w:tr>
       <w:tr>
         <w:trPr>
-          <w:trHeight w:val="330" w:hRule="atLeast"/>
+          <w:trHeight w:val="1028" w:hRule="atLeast"/>
+          <w:trHeight w:val="900" w:hRule="atLeast"/>
         </w:trPr>
         <w:tc>
           <w:tcPr>
@@ -6774,7 +6716,8 @@
       </w:tr>
       <w:tr>
         <w:trPr>
-          <w:trHeight w:val="330" w:hRule="atLeast"/>
+          <w:trHeight w:val="1028" w:hRule="atLeast"/>
+          <w:trHeight w:val="900" w:hRule="atLeast"/>
         </w:trPr>
         <w:tc>
           <w:tcPr>
@@ -7390,7 +7333,8 @@
       </w:tr>
       <w:tr>
         <w:trPr>
-          <w:trHeight w:val="330" w:hRule="atLeast"/>
+          <w:trHeight w:val="1028" w:hRule="atLeast"/>
+          <w:trHeight w:val="900" w:hRule="atLeast"/>
         </w:trPr>
         <w:tc>
           <w:tcPr>
@@ -8006,7 +7950,8 @@
       </w:tr>
       <w:tr>
         <w:trPr>
-          <w:trHeight w:val="330" w:hRule="atLeast"/>
+          <w:trHeight w:val="1028" w:hRule="atLeast"/>
+          <w:trHeight w:val="900" w:hRule="atLeast"/>
         </w:trPr>
         <w:tc>
           <w:tcPr>
@@ -8622,7 +8567,8 @@
       </w:tr>
       <w:tr>
         <w:trPr>
-          <w:trHeight w:val="330" w:hRule="atLeast"/>
+          <w:trHeight w:val="1028" w:hRule="atLeast"/>
+          <w:trHeight w:val="900" w:hRule="atLeast"/>
         </w:trPr>
         <w:tc>
           <w:tcPr>
@@ -9237,7 +9183,8 @@
       </w:tr>
       <w:tr>
         <w:trPr>
-          <w:trHeight w:val="330" w:hRule="atLeast"/>
+          <w:trHeight w:val="1028" w:hRule="atLeast"/>
+          <w:trHeight w:val="900" w:hRule="atLeast"/>
         </w:trPr>
         <w:tc>
           <w:tcPr>
@@ -9852,7 +9799,8 @@
       </w:tr>
       <w:tr>
         <w:trPr>
-          <w:trHeight w:val="330" w:hRule="atLeast"/>
+          <w:trHeight w:val="1028" w:hRule="atLeast"/>
+          <w:trHeight w:val="900" w:hRule="atLeast"/>
         </w:trPr>
         <w:tc>
           <w:tcPr>
@@ -10467,7 +10415,8 @@
       </w:tr>
       <w:tr>
         <w:trPr>
-          <w:trHeight w:val="330" w:hRule="atLeast"/>
+          <w:trHeight w:val="1028" w:hRule="atLeast"/>
+          <w:trHeight w:val="900" w:hRule="atLeast"/>
         </w:trPr>
         <w:tc>
           <w:tcPr>
@@ -11083,7 +11032,8 @@
       </w:tr>
       <w:tr>
         <w:trPr>
-          <w:trHeight w:val="330" w:hRule="atLeast"/>
+          <w:trHeight w:val="1028" w:hRule="atLeast"/>
+          <w:trHeight w:val="900" w:hRule="atLeast"/>
         </w:trPr>
         <w:tc>
           <w:tcPr>
